--- a/internal_doc/03.开发设计/Catalog/Story_Catalog元数据原子性改进.docx
+++ b/internal_doc/03.开发设计/Catalog/Story_Catalog元数据原子性改进.docx
@@ -984,9 +984,9 @@
         </w:rPr>
         <w:drawing>
           <wp:inline distT="0" distB="0" distL="0" distR="0">
-            <wp:extent cx="5274310" cy="2665289"/>
+            <wp:extent cx="5274310" cy="1604038"/>
             <wp:effectExtent l="19050" t="0" r="2540" b="0"/>
-            <wp:docPr id="4" name="Picture 2"/>
+            <wp:docPr id="1" name="Picture 1"/>
             <wp:cNvGraphicFramePr>
               <a:graphicFrameLocks xmlns:a="http://schemas.openxmlformats.org/drawingml/2006/main" noChangeAspect="1"/>
             </wp:cNvGraphicFramePr>
@@ -994,7 +994,7 @@
               <a:graphicData uri="http://schemas.openxmlformats.org/drawingml/2006/picture">
                 <pic:pic xmlns:pic="http://schemas.openxmlformats.org/drawingml/2006/picture">
                   <pic:nvPicPr>
-                    <pic:cNvPr id="0" name="Picture 2"/>
+                    <pic:cNvPr id="0" name="Picture 1"/>
                     <pic:cNvPicPr>
                       <a:picLocks noChangeAspect="1" noChangeArrowheads="1"/>
                     </pic:cNvPicPr>
@@ -1009,7 +1009,7 @@
                   <pic:spPr bwMode="auto">
                     <a:xfrm>
                       <a:off x="0" y="0"/>
-                      <a:ext cx="5274310" cy="2665289"/>
+                      <a:ext cx="5274310" cy="1604038"/>
                     </a:xfrm>
                     <a:prstGeom prst="rect">
                       <a:avLst/>
@@ -1090,7 +1090,7 @@
         <w:rPr>
           <w:rFonts w:hint="eastAsia"/>
         </w:rPr>
-        <w:t>onBeginCommand()</w:t>
+        <w:t>onBeginCommand</w:t>
       </w:r>
       <w:r>
         <w:rPr>
@@ -1119,7 +1119,7 @@
         <w:rPr>
           <w:rFonts w:hint="eastAsia"/>
         </w:rPr>
-        <w:t>-&gt;onBeginCommand()</w:t>
+        <w:t>-&gt;onBeginCommand</w:t>
       </w:r>
     </w:p>
     <w:p>
@@ -1131,15 +1131,18 @@
         </w:numPr>
         <w:ind w:firstLineChars="0"/>
         <w:jc w:val="left"/>
-        <w:rPr>
-          <w:rFonts w:hint="eastAsia"/>
-        </w:rPr>
-      </w:pPr>
-      <w:r>
-        <w:rPr>
-          <w:rFonts w:hint="eastAsia"/>
-        </w:rPr>
-        <w:t>MainController-&gt;onBeginCommand()</w:t>
+      </w:pPr>
+      <w:r>
+        <w:rPr>
+          <w:rFonts w:hint="eastAsia"/>
+        </w:rPr>
+        <w:t>MainController-&gt;</w:t>
+      </w:r>
+      <w:r>
+        <w:rPr>
+          <w:rFonts w:hint="eastAsia"/>
+        </w:rPr>
+        <w:t>onBeginCommand</w:t>
       </w:r>
     </w:p>
     <w:p>
@@ -1156,7 +1159,7 @@
         <w:rPr>
           <w:rFonts w:hint="eastAsia"/>
         </w:rPr>
-        <w:t>beginTransaction()</w:t>
+        <w:t>启动事务</w:t>
       </w:r>
     </w:p>
     <w:p>
@@ -1168,9 +1171,6 @@
         </w:numPr>
         <w:ind w:firstLineChars="0"/>
         <w:jc w:val="left"/>
-        <w:rPr>
-          <w:rFonts w:hint="eastAsia"/>
-        </w:rPr>
       </w:pPr>
       <w:r>
         <w:rPr>
@@ -1200,7 +1200,7 @@
         <w:rPr>
           <w:rFonts w:hint="eastAsia"/>
         </w:rPr>
-        <w:t>onEndCommand()</w:t>
+        <w:t>onEndCommand</w:t>
       </w:r>
       <w:r>
         <w:rPr>
@@ -1218,15 +1218,12 @@
         </w:numPr>
         <w:ind w:firstLineChars="0"/>
         <w:jc w:val="left"/>
-        <w:rPr>
-          <w:rFonts w:hint="eastAsia"/>
-        </w:rPr>
-      </w:pPr>
-      <w:r>
-        <w:rPr>
-          <w:rFonts w:hint="eastAsia"/>
-        </w:rPr>
-        <w:t>MainController-&gt;onEndCommand()</w:t>
+      </w:pPr>
+      <w:r>
+        <w:rPr>
+          <w:rFonts w:hint="eastAsia"/>
+        </w:rPr>
+        <w:t>MainController-&gt;onEndCommand</w:t>
       </w:r>
     </w:p>
     <w:p>
@@ -1238,9 +1235,6 @@
         </w:numPr>
         <w:ind w:firstLineChars="0"/>
         <w:jc w:val="left"/>
-        <w:rPr>
-          <w:rFonts w:hint="eastAsia"/>
-        </w:rPr>
       </w:pPr>
       <w:r>
         <w:rPr>
@@ -1288,15 +1282,12 @@
         </w:numPr>
         <w:ind w:firstLineChars="0"/>
         <w:jc w:val="left"/>
-        <w:rPr>
-          <w:rFonts w:hint="eastAsia"/>
-        </w:rPr>
-      </w:pPr>
-      <w:r>
-        <w:rPr>
-          <w:rFonts w:hint="eastAsia"/>
-        </w:rPr>
-        <w:t>DCManager-&gt;onEndCommand()</w:t>
+      </w:pPr>
+      <w:r>
+        <w:rPr>
+          <w:rFonts w:hint="eastAsia"/>
+        </w:rPr>
+        <w:t>DCManager-&gt;onEndCommand</w:t>
       </w:r>
     </w:p>
     <w:p>
@@ -1308,9 +1299,6 @@
         </w:numPr>
         <w:ind w:firstLineChars="0"/>
         <w:jc w:val="left"/>
-        <w:rPr>
-          <w:rFonts w:hint="eastAsia"/>
-        </w:rPr>
       </w:pPr>
       <w:r>
         <w:rPr>
@@ -1340,7 +1328,7 @@
         <w:rPr>
           <w:rFonts w:hint="eastAsia"/>
         </w:rPr>
-        <w:t>onSendReply()</w:t>
+        <w:t>onSendReply</w:t>
       </w:r>
       <w:r>
         <w:rPr>
@@ -1358,15 +1346,12 @@
         </w:numPr>
         <w:ind w:firstLineChars="0"/>
         <w:jc w:val="left"/>
-        <w:rPr>
-          <w:rFonts w:hint="eastAsia"/>
-        </w:rPr>
-      </w:pPr>
-      <w:r>
-        <w:rPr>
-          <w:rFonts w:hint="eastAsia"/>
-        </w:rPr>
-        <w:t>MainController-&gt;onSendReply()</w:t>
+      </w:pPr>
+      <w:r>
+        <w:rPr>
+          <w:rFonts w:hint="eastAsia"/>
+        </w:rPr>
+        <w:t>MainController-&gt;onSendReply</w:t>
       </w:r>
     </w:p>
     <w:p>
@@ -1378,9 +1363,6 @@
         </w:numPr>
         <w:ind w:firstLineChars="0"/>
         <w:jc w:val="left"/>
-        <w:rPr>
-          <w:rFonts w:hint="eastAsia"/>
-        </w:rPr>
       </w:pPr>
       <w:r>
         <w:rPr>
@@ -1410,15 +1392,11 @@
         </w:numPr>
         <w:ind w:firstLineChars="0"/>
         <w:jc w:val="left"/>
-        <w:rPr>
-          <w:rFonts w:hint="eastAsia"/>
-        </w:rPr>
-      </w:pPr>
-      <w:r>
-        <w:rPr>
-          <w:rFonts w:hint="eastAsia"/>
-        </w:rPr>
-        <w:lastRenderedPageBreak/>
+      </w:pPr>
+      <w:r>
+        <w:rPr>
+          <w:rFonts w:hint="eastAsia"/>
+        </w:rPr>
         <w:t>处理命令出错后，需要提交某些</w:t>
       </w:r>
       <w:r>
@@ -1431,31 +1409,19 @@
         <w:rPr>
           <w:rFonts w:hint="eastAsia"/>
         </w:rPr>
-        <w:t>的特殊处理时，调用</w:t>
-      </w:r>
-      <w:r>
-        <w:rPr>
-          <w:rFonts w:hint="eastAsia"/>
-        </w:rPr>
-        <w:t>pCatCB</w:t>
-      </w:r>
-      <w:r>
-        <w:rPr>
-          <w:rFonts w:hint="eastAsia"/>
-        </w:rPr>
-        <w:t>的</w:t>
-      </w:r>
-      <w:r>
-        <w:rPr>
-          <w:rFonts w:hint="eastAsia"/>
-        </w:rPr>
-        <w:t>onErrorResult()</w:t>
-      </w:r>
-      <w:r>
-        <w:rPr>
-          <w:rFonts w:hint="eastAsia"/>
-        </w:rPr>
-        <w:t>接口</w:t>
+        <w:t>的特殊处理时，</w:t>
+      </w:r>
+      <w:r>
+        <w:rPr>
+          <w:rFonts w:hint="eastAsia"/>
+        </w:rPr>
+        <w:t>之前</w:t>
+      </w:r>
+      <w:r>
+        <w:rPr>
+          <w:rFonts w:hint="eastAsia"/>
+        </w:rPr>
+        <w:t>回滚事务</w:t>
       </w:r>
     </w:p>
     <w:p>
@@ -1467,81 +1433,39 @@
         </w:numPr>
         <w:ind w:firstLineChars="0"/>
         <w:jc w:val="left"/>
-        <w:rPr>
-          <w:rFonts w:hint="eastAsia"/>
-        </w:rPr>
-      </w:pPr>
-      <w:r>
-        <w:rPr>
-          <w:rFonts w:hint="eastAsia"/>
-        </w:rPr>
-        <w:t>MainController-&gt;onErrorResult()</w:t>
-      </w:r>
-    </w:p>
-    <w:p>
-      <w:pPr>
-        <w:pStyle w:val="ListParagraph"/>
-        <w:numPr>
-          <w:ilvl w:val="2"/>
-          <w:numId w:val="31"/>
-        </w:numPr>
-        <w:ind w:firstLineChars="0"/>
-        <w:jc w:val="left"/>
-        <w:rPr>
-          <w:rFonts w:hint="eastAsia"/>
-        </w:rPr>
-      </w:pPr>
-      <w:r>
-        <w:rPr>
-          <w:rFonts w:hint="eastAsia"/>
-        </w:rPr>
-        <w:t>执行</w:t>
-      </w:r>
-      <w:r>
-        <w:rPr>
-          <w:rFonts w:hint="eastAsia"/>
-        </w:rPr>
-        <w:t>rollback</w:t>
-      </w:r>
-      <w:r>
-        <w:rPr>
-          <w:rFonts w:hint="eastAsia"/>
-        </w:rPr>
-        <w:t>事务</w:t>
-      </w:r>
-    </w:p>
-    <w:p>
-      <w:pPr>
-        <w:pStyle w:val="ListParagraph"/>
-        <w:numPr>
-          <w:ilvl w:val="1"/>
-          <w:numId w:val="31"/>
-        </w:numPr>
-        <w:ind w:firstLineChars="0"/>
-        <w:jc w:val="left"/>
-        <w:rPr>
-          <w:rFonts w:hint="eastAsia"/>
-        </w:rPr>
-      </w:pPr>
-      <w:r>
-        <w:rPr>
-          <w:rFonts w:hint="eastAsia"/>
-        </w:rPr>
-        <w:t>以下命令需要此处理</w:t>
-      </w:r>
-    </w:p>
-    <w:p>
-      <w:pPr>
-        <w:pStyle w:val="ListParagraph"/>
-        <w:numPr>
-          <w:ilvl w:val="2"/>
-          <w:numId w:val="31"/>
-        </w:numPr>
-        <w:ind w:firstLineChars="0"/>
-        <w:jc w:val="left"/>
       </w:pPr>
       <w:r>
         <w:t>catCatalogueManager::processCmdSplit</w:t>
+      </w:r>
+      <w:r>
+        <w:rPr>
+          <w:rFonts w:hint="eastAsia"/>
+        </w:rPr>
+        <w:t>出错后需要</w:t>
+      </w:r>
+      <w:r>
+        <w:rPr>
+          <w:rFonts w:hint="eastAsia"/>
+        </w:rPr>
+        <w:t>removeTask</w:t>
+      </w:r>
+      <w:r>
+        <w:rPr>
+          <w:rFonts w:hint="eastAsia"/>
+        </w:rPr>
+        <w:t>，</w:t>
+      </w:r>
+      <w:r>
+        <w:rPr>
+          <w:rFonts w:hint="eastAsia"/>
+        </w:rPr>
+        <w:t>removeTask</w:t>
+      </w:r>
+      <w:r>
+        <w:rPr>
+          <w:rFonts w:hint="eastAsia"/>
+        </w:rPr>
+        <w:t>不在事务内进行回滚</w:t>
       </w:r>
     </w:p>
     <w:p/>
